--- a/002-maze-madness/worksheets/week4-beginner.docx
+++ b/002-maze-madness/worksheets/week4-beginner.docx
@@ -13,7 +13,7 @@
           <w:b/>
           <w:sz w:val="40"/>
         </w:rPr>
-        <w:t>🔂 M002 Week 4 — English Worksheet (Beginner)</w:t>
+        <w:t>🔀 M002 Week 4 — AND / OR</w:t>
       </w:r>
     </w:p>
     <w:p>
@@ -28,7 +28,7 @@
         <w:t>Topic:</w:t>
       </w:r>
       <w:r>
-        <w:t xml:space="preserve"> AND and OR Conditions — Smarter Decisions · </w:t>
+        <w:t xml:space="preserve"> AND and OR · </w:t>
       </w:r>
       <w:r>
         <w:rPr>
@@ -55,7 +55,7 @@
         <w:t>Time:</w:t>
       </w:r>
       <w:r>
-        <w:t xml:space="preserve"> about 30 minutes</w:t>
+        <w:t xml:space="preserve"> about 25 minutes</w:t>
       </w:r>
     </w:p>
     <w:p>
@@ -64,91 +64,22 @@
         <w:keepLines/>
       </w:pPr>
       <w:r>
-        <w:t xml:space="preserve">Last week your agent used </w:t>
-      </w:r>
-      <w:r>
         <w:rPr>
-          <w:rFonts w:ascii="Consolas" w:hAnsi="Consolas" w:cs="Consolas"/>
-          <w:sz w:val="21"/>
-          <w:shd w:val="clear" w:fill="EEEEEE"/>
+          <w:b/>
         </w:rPr>
         <w:t>AND</w:t>
       </w:r>
       <w:r>
-        <w:t xml:space="preserve"> (both true). This week you add </w:t>
-      </w:r>
-      <w:r>
-        <w:rPr>
-          <w:rFonts w:ascii="Consolas" w:hAnsi="Consolas" w:cs="Consolas"/>
-          <w:sz w:val="21"/>
-          <w:shd w:val="clear" w:fill="EEEEEE"/>
-        </w:rPr>
-        <w:t>OR</w:t>
-      </w:r>
-      <w:r>
-        <w:t>:</w:t>
-      </w:r>
-    </w:p>
-    <w:p>
-      <w:pPr>
-        <w:keepNext/>
-        <w:keepLines/>
-        <w:spacing w:after="60"/>
-        <w:ind w:left="576"/>
-      </w:pPr>
-      <w:r>
-        <w:t xml:space="preserve">•  </w:t>
-      </w:r>
-      <w:r>
-        <w:rPr>
-          <w:rFonts w:ascii="Consolas" w:hAnsi="Consolas" w:cs="Consolas"/>
-          <w:sz w:val="21"/>
-          <w:shd w:val="clear" w:fill="EEEEEE"/>
-        </w:rPr>
-        <w:t>AND</w:t>
-      </w:r>
-      <w:r>
-        <w:t xml:space="preserve"> → the action happens </w:t>
+        <w:t xml:space="preserve"> = both true. </w:t>
       </w:r>
       <w:r>
         <w:rPr>
           <w:b/>
         </w:rPr>
-        <w:t>only when both</w:t>
-      </w:r>
-      <w:r>
-        <w:t xml:space="preserve"> are true.</w:t>
-      </w:r>
-    </w:p>
-    <w:p>
-      <w:pPr>
-        <w:keepNext/>
-        <w:keepLines/>
-        <w:spacing w:after="60"/>
-        <w:ind w:left="576"/>
-      </w:pPr>
-      <w:r>
-        <w:t xml:space="preserve">•  </w:t>
-      </w:r>
-      <w:r>
-        <w:rPr>
-          <w:rFonts w:ascii="Consolas" w:hAnsi="Consolas" w:cs="Consolas"/>
-          <w:sz w:val="21"/>
-          <w:shd w:val="clear" w:fill="EEEEEE"/>
-        </w:rPr>
         <w:t>OR</w:t>
       </w:r>
       <w:r>
-        <w:t xml:space="preserve"> → the action happens </w:t>
-      </w:r>
-      <w:r>
-        <w:rPr>
-          <w:b/>
-        </w:rPr>
-        <w:t>when at least one</w:t>
-      </w:r>
-      <w:r>
-        <w:t xml:space="preserve"> is true.</w:t>
+        <w:t xml:space="preserve"> = one is enough.</w:t>
       </w:r>
     </w:p>
     <w:p>
@@ -164,16 +95,7 @@
           <w:color w:val="1A4D2E"/>
           <w:sz w:val="30"/>
         </w:rPr>
-        <w:t>1 · Predict 🔮</w:t>
-      </w:r>
-    </w:p>
-    <w:p>
-      <w:pPr>
-        <w:keepNext/>
-        <w:keepLines/>
-      </w:pPr>
-      <w:r>
-        <w:t>Read the steps. Before you imagine the agent doing it, circle or write your answer.</w:t>
+        <w:t>1 · Circle 🔮</w:t>
       </w:r>
     </w:p>
     <w:p>
@@ -200,13 +122,13 @@
         <w:keepLines/>
       </w:pPr>
       <w:r>
+        <w:t xml:space="preserve">Wall ahead. Right is open. Turn? </w:t>
+      </w:r>
+      <w:r>
         <w:rPr>
           <w:b/>
         </w:rPr>
-        <w:t>Wall ahead, but the right is open. Does the agent turn? Circle one:</w:t>
-      </w:r>
-      <w:r>
-        <w:t xml:space="preserve"> yes · no</w:t>
+        <w:t>yes · no</w:t>
       </w:r>
     </w:p>
     <w:p>
@@ -272,25 +194,13 @@
         <w:keepLines/>
       </w:pPr>
       <w:r>
-        <w:rPr>
-          <w:b/>
-        </w:rPr>
-        <w:t>The path ahead is blocked, but the path below is open. Does the agent move? Circle one:</w:t>
+        <w:t xml:space="preserve">Ahead blocked. Below open. Move? </w:t>
       </w:r>
-      <w:r>
-        <w:t xml:space="preserve"> yes · no</w:t>
-      </w:r>
-    </w:p>
-    <w:p>
-      <w:pPr>
-        <w:keepNext/>
-        <w:keepLines/>
-      </w:pPr>
       <w:r>
         <w:rPr>
           <w:b/>
         </w:rPr>
-        <w:t>Why?</w:t>
+        <w:t>yes · no</w:t>
       </w:r>
     </w:p>
     <w:p>
@@ -345,7 +255,7 @@
           <w:color w:val="1A4D2E"/>
           <w:sz w:val="30"/>
         </w:rPr>
-        <w:t>2 · Find the Difference 🐛</w:t>
+        <w:t>2 · Spot It 🐛</w:t>
       </w:r>
     </w:p>
     <w:p>
@@ -354,22 +264,7 @@
         <w:keepLines/>
       </w:pPr>
       <w:r>
-        <w:t>Each pair shows clean steps first, then a broken version of the same idea. Circle what's different and write one short sentence about the bug.</w:t>
-      </w:r>
-    </w:p>
-    <w:p>
-      <w:pPr>
-        <w:keepNext/>
-        <w:keepLines/>
-      </w:pPr>
-      <w:r>
-        <w:rPr>
-          <w:b/>
-        </w:rPr>
-        <w:t>Pair A</w:t>
-      </w:r>
-      <w:r>
-        <w:t xml:space="preserve"> — The agent should turn left </w:t>
+        <w:t xml:space="preserve">The agent should turn left </w:t>
       </w:r>
       <w:r>
         <w:rPr>
@@ -378,27 +273,7 @@
         <w:t>only</w:t>
       </w:r>
       <w:r>
-        <w:t xml:space="preserve"> at a corner (wall ahead AND wall on right).</w:t>
-      </w:r>
-    </w:p>
-    <w:p>
-      <w:pPr>
-        <w:spacing w:before="40" w:after="160"/>
-        <w:ind w:left="288"/>
-        <w:keepNext/>
-        <w:keepLines/>
-        <w:shd w:val="clear" w:fill="F4F4F4"/>
-      </w:pPr>
-      <w:r>
-        <w:rPr>
-          <w:rFonts w:ascii="Consolas" w:hAnsi="Consolas" w:cs="Consolas"/>
-          <w:sz w:val="21"/>
-        </w:rPr>
-        <w:t># clean</w:t>
-        <w:br/>
-        <w:t>if wall ahead AND wall on right:</w:t>
-        <w:br/>
-        <w:t xml:space="preserve">    turn left</w:t>
+        <w:t xml:space="preserve"> at a corner: wall ahead AND wall on right.</w:t>
       </w:r>
     </w:p>
     <w:p>
@@ -427,125 +302,7 @@
         <w:keepLines/>
       </w:pPr>
       <w:r>
-        <w:rPr>
-          <w:b/>
-        </w:rPr>
-        <w:t>What is wrong? When does the buggy agent turn too often?</w:t>
-      </w:r>
-    </w:p>
-    <w:p>
-      <w:pPr>
-        <w:spacing w:after="0" w:before="0" w:line="520" w:lineRule="exact"/>
-        <w:keepNext/>
-        <w:keepLines/>
-        <w:pBdr>
-          <w:bottom w:val="single" w:sz="6" w:space="1" w:color="C9C9C9"/>
-        </w:pBdr>
-      </w:pPr>
-      <w:r>
-        <w:t xml:space="preserve"> </w:t>
-      </w:r>
-    </w:p>
-    <w:p>
-      <w:pPr>
-        <w:spacing w:after="0" w:before="0" w:line="520" w:lineRule="exact"/>
-        <w:keepNext/>
-        <w:keepLines/>
-        <w:pBdr>
-          <w:bottom w:val="single" w:sz="6" w:space="1" w:color="C9C9C9"/>
-        </w:pBdr>
-      </w:pPr>
-      <w:r>
-        <w:t xml:space="preserve"> </w:t>
-      </w:r>
-    </w:p>
-    <w:p>
-      <w:pPr>
-        <w:spacing w:after="0" w:before="0" w:line="520" w:lineRule="exact"/>
-        <w:keepNext w:val="0"/>
-        <w:keepLines/>
-        <w:pBdr>
-          <w:bottom w:val="single" w:sz="6" w:space="1" w:color="C9C9C9"/>
-        </w:pBdr>
-      </w:pPr>
-      <w:r>
-        <w:t xml:space="preserve"> </w:t>
-      </w:r>
-    </w:p>
-    <w:p>
-      <w:pPr>
-        <w:keepNext/>
-        <w:keepLines/>
-      </w:pPr>
-      <w:r>
-        <w:rPr>
-          <w:b/>
-        </w:rPr>
-        <w:t>Pair B</w:t>
-      </w:r>
-      <w:r>
-        <w:t xml:space="preserve"> — The agent should move when </w:t>
-      </w:r>
-      <w:r>
-        <w:rPr>
-          <w:b/>
-        </w:rPr>
-        <w:t>either</w:t>
-      </w:r>
-      <w:r>
-        <w:t xml:space="preserve"> path is clear.</w:t>
-      </w:r>
-    </w:p>
-    <w:p>
-      <w:pPr>
-        <w:spacing w:before="40" w:after="160"/>
-        <w:ind w:left="288"/>
-        <w:keepNext/>
-        <w:keepLines/>
-        <w:shd w:val="clear" w:fill="F4F4F4"/>
-      </w:pPr>
-      <w:r>
-        <w:rPr>
-          <w:rFonts w:ascii="Consolas" w:hAnsi="Consolas" w:cs="Consolas"/>
-          <w:sz w:val="21"/>
-        </w:rPr>
-        <w:t># clean</w:t>
-        <w:br/>
-        <w:t>if no wall ahead OR no wall below:</w:t>
-        <w:br/>
-        <w:t xml:space="preserve">    move forward</w:t>
-      </w:r>
-    </w:p>
-    <w:p>
-      <w:pPr>
-        <w:spacing w:before="40" w:after="160"/>
-        <w:ind w:left="288"/>
-        <w:keepNext/>
-        <w:keepLines/>
-        <w:shd w:val="clear" w:fill="F4F4F4"/>
-      </w:pPr>
-      <w:r>
-        <w:rPr>
-          <w:rFonts w:ascii="Consolas" w:hAnsi="Consolas" w:cs="Consolas"/>
-          <w:sz w:val="21"/>
-        </w:rPr>
-        <w:t># buggy</w:t>
-        <w:br/>
-        <w:t>if no wall ahead AND no wall below:</w:t>
-        <w:br/>
-        <w:t xml:space="preserve">    move forward</w:t>
-      </w:r>
-    </w:p>
-    <w:p>
-      <w:pPr>
-        <w:keepNext/>
-        <w:keepLines/>
-      </w:pPr>
-      <w:r>
-        <w:rPr>
-          <w:b/>
-        </w:rPr>
-        <w:t>What is wrong? When does the buggy agent get stuck?</w:t>
+        <w:t>It turns too often. What word is wrong?</w:t>
       </w:r>
     </w:p>
     <w:p>
@@ -600,7 +357,7 @@
           <w:color w:val="1A4D2E"/>
           <w:sz w:val="30"/>
         </w:rPr>
-        <w:t>3 · Fill the Gap ✏️</w:t>
+        <w:t>3 · Fill One Blank ✏️</w:t>
       </w:r>
     </w:p>
     <w:p>
@@ -609,16 +366,16 @@
         <w:keepLines/>
       </w:pPr>
       <w:r>
-        <w:t xml:space="preserve">The agent should move when </w:t>
+        <w:t xml:space="preserve">Move when </w:t>
       </w:r>
       <w:r>
         <w:rPr>
           <w:b/>
         </w:rPr>
-        <w:t>at least one</w:t>
+        <w:t>one</w:t>
       </w:r>
       <w:r>
-        <w:t xml:space="preserve"> path is open. One word is missing. Fill it in using the word bank.</w:t>
+        <w:t xml:space="preserve"> path is open.</w:t>
       </w:r>
     </w:p>
     <w:p>
@@ -645,13 +402,7 @@
         <w:keepLines/>
       </w:pPr>
       <w:r>
-        <w:rPr>
-          <w:b/>
-        </w:rPr>
-        <w:t>Word bank:</w:t>
-      </w:r>
-      <w:r>
-        <w:t xml:space="preserve"> </w:t>
+        <w:t xml:space="preserve">Word bank: </w:t>
       </w:r>
       <w:r>
         <w:rPr>
@@ -682,18 +433,6 @@
           <w:shd w:val="clear" w:fill="EEEEEE"/>
         </w:rPr>
         <w:t>NOT</w:t>
-      </w:r>
-    </w:p>
-    <w:p>
-      <w:pPr>
-        <w:keepNext/>
-        <w:keepLines/>
-      </w:pPr>
-      <w:r>
-        <w:rPr>
-          <w:b/>
-        </w:rPr>
-        <w:t>Write the missing word:</w:t>
       </w:r>
     </w:p>
     <w:p>
@@ -748,7 +487,7 @@
           <w:color w:val="1A4D2E"/>
           <w:sz w:val="30"/>
         </w:rPr>
-        <w:t>4 · Tell Me What You Built 📸</w:t>
+        <w:t>4 · Finish + Show 📸</w:t>
       </w:r>
     </w:p>
     <w:p>
@@ -757,7 +496,7 @@
         <w:keepLines/>
       </w:pPr>
       <w:r>
-        <w:t xml:space="preserve">Now switch to your homework world. Solve the maze using an </w:t>
+        <w:t xml:space="preserve">Go to your homework world. Use one </w:t>
       </w:r>
       <w:r>
         <w:rPr>
@@ -768,7 +507,7 @@
         <w:t>OR</w:t>
       </w:r>
       <w:r>
-        <w:t xml:space="preserve"> condition. When you finish, come back here.</w:t>
+        <w:t>. Finish the maze.</w:t>
       </w:r>
     </w:p>
     <w:p>
@@ -777,7 +516,7 @@
         <w:keepLines/>
       </w:pPr>
       <w:r>
-        <w:t>Send a photo or video of the agent reaching the end, then explain what you did. Use these sentence starters — write 2 or 3 sentences.</w:t>
+        <w:t>Send a photo or video of the agent at the end. Write 2 short lines.</w:t>
       </w:r>
     </w:p>
     <w:p>
@@ -822,277 +561,7 @@
           <w:i/>
           <w:color w:val="444444"/>
         </w:rPr>
-        <w:t>One tricky moment was when …</w:t>
-      </w:r>
-    </w:p>
-    <w:p>
-      <w:pPr>
-        <w:keepNext/>
-        <w:keepLines/>
-        <w:spacing w:after="60"/>
-        <w:ind w:left="504"/>
-      </w:pPr>
-      <w:r>
-        <w:rPr>
-          <w:i/>
-          <w:color w:val="444444"/>
-        </w:rPr>
-        <w:t>To fix it, I …</w:t>
-      </w:r>
-    </w:p>
-    <w:p>
-      <w:pPr>
-        <w:spacing w:after="0" w:before="0" w:line="520" w:lineRule="exact"/>
-        <w:keepNext/>
-        <w:keepLines/>
-        <w:pBdr>
-          <w:bottom w:val="single" w:sz="6" w:space="1" w:color="C9C9C9"/>
-        </w:pBdr>
-      </w:pPr>
-      <w:r>
-        <w:t xml:space="preserve"> </w:t>
-      </w:r>
-    </w:p>
-    <w:p>
-      <w:pPr>
-        <w:spacing w:after="0" w:before="0" w:line="520" w:lineRule="exact"/>
-        <w:keepNext/>
-        <w:keepLines/>
-        <w:pBdr>
-          <w:bottom w:val="single" w:sz="6" w:space="1" w:color="C9C9C9"/>
-        </w:pBdr>
-      </w:pPr>
-      <w:r>
-        <w:t xml:space="preserve"> </w:t>
-      </w:r>
-    </w:p>
-    <w:p>
-      <w:pPr>
-        <w:spacing w:after="0" w:before="0" w:line="520" w:lineRule="exact"/>
-        <w:keepNext/>
-        <w:keepLines/>
-        <w:pBdr>
-          <w:bottom w:val="single" w:sz="6" w:space="1" w:color="C9C9C9"/>
-        </w:pBdr>
-      </w:pPr>
-      <w:r>
-        <w:t xml:space="preserve"> </w:t>
-      </w:r>
-    </w:p>
-    <w:p>
-      <w:pPr>
-        <w:spacing w:after="0" w:before="0" w:line="520" w:lineRule="exact"/>
-        <w:keepNext/>
-        <w:keepLines/>
-        <w:pBdr>
-          <w:bottom w:val="single" w:sz="6" w:space="1" w:color="C9C9C9"/>
-        </w:pBdr>
-      </w:pPr>
-      <w:r>
-        <w:t xml:space="preserve"> </w:t>
-      </w:r>
-    </w:p>
-    <w:p>
-      <w:pPr>
-        <w:spacing w:after="0" w:before="0" w:line="520" w:lineRule="exact"/>
-        <w:keepNext/>
-        <w:keepLines/>
-        <w:pBdr>
-          <w:bottom w:val="single" w:sz="6" w:space="1" w:color="C9C9C9"/>
-        </w:pBdr>
-      </w:pPr>
-      <w:r>
-        <w:t xml:space="preserve"> </w:t>
-      </w:r>
-    </w:p>
-    <w:p>
-      <w:pPr>
-        <w:spacing w:after="0" w:before="0" w:line="520" w:lineRule="exact"/>
-        <w:keepNext/>
-        <w:keepLines/>
-        <w:pBdr>
-          <w:bottom w:val="single" w:sz="6" w:space="1" w:color="C9C9C9"/>
-        </w:pBdr>
-      </w:pPr>
-      <w:r>
-        <w:t xml:space="preserve"> </w:t>
-      </w:r>
-    </w:p>
-    <w:p>
-      <w:pPr>
-        <w:spacing w:after="0" w:before="0" w:line="520" w:lineRule="exact"/>
-        <w:keepNext/>
-        <w:keepLines/>
-        <w:pBdr>
-          <w:bottom w:val="single" w:sz="6" w:space="1" w:color="C9C9C9"/>
-        </w:pBdr>
-      </w:pPr>
-      <w:r>
-        <w:t xml:space="preserve"> </w:t>
-      </w:r>
-    </w:p>
-    <w:p>
-      <w:pPr>
-        <w:spacing w:after="0" w:before="0" w:line="520" w:lineRule="exact"/>
-        <w:keepNext/>
-        <w:keepLines/>
-        <w:pBdr>
-          <w:bottom w:val="single" w:sz="6" w:space="1" w:color="C9C9C9"/>
-        </w:pBdr>
-      </w:pPr>
-      <w:r>
-        <w:t xml:space="preserve"> </w:t>
-      </w:r>
-    </w:p>
-    <w:p>
-      <w:pPr>
-        <w:spacing w:after="0" w:before="0" w:line="520" w:lineRule="exact"/>
-        <w:keepNext w:val="0"/>
-        <w:keepLines/>
-        <w:pBdr>
-          <w:bottom w:val="single" w:sz="6" w:space="1" w:color="C9C9C9"/>
-        </w:pBdr>
-      </w:pPr>
-      <w:r>
-        <w:t xml:space="preserve"> </w:t>
-      </w:r>
-    </w:p>
-    <w:p>
-      <w:pPr>
-        <w:keepNext/>
-        <w:keepLines/>
-        <w:pageBreakBefore/>
-        <w:spacing w:before="40" w:after="120"/>
-      </w:pPr>
-      <w:r>
-        <w:rPr>
-          <w:b/>
-          <w:color w:val="1A4D2E"/>
-          <w:sz w:val="30"/>
-        </w:rPr>
-        <w:t>5 · Record Your Walkthrough 🎥</w:t>
-      </w:r>
-    </w:p>
-    <w:p>
-      <w:pPr>
-        <w:keepNext/>
-        <w:keepLines/>
-      </w:pPr>
-      <w:r>
-        <w:t xml:space="preserve">Take a video on your phone (or a parent's phone) while the agent runs the maze. Talk like you are teaching a friend. Try to use these words: </w:t>
-      </w:r>
-      <w:r>
-        <w:rPr>
-          <w:b/>
-        </w:rPr>
-        <w:t>AND</w:t>
-      </w:r>
-      <w:r>
-        <w:t xml:space="preserve">, </w:t>
-      </w:r>
-      <w:r>
-        <w:rPr>
-          <w:b/>
-        </w:rPr>
-        <w:t>OR</w:t>
-      </w:r>
-      <w:r>
-        <w:t xml:space="preserve">, </w:t>
-      </w:r>
-      <w:r>
-        <w:rPr>
-          <w:b/>
-        </w:rPr>
-        <w:t>both</w:t>
-      </w:r>
-      <w:r>
-        <w:t xml:space="preserve">, </w:t>
-      </w:r>
-      <w:r>
-        <w:rPr>
-          <w:b/>
-        </w:rPr>
-        <w:t>either</w:t>
-      </w:r>
-      <w:r>
-        <w:t>.</w:t>
-      </w:r>
-    </w:p>
-    <w:p>
-      <w:pPr>
-        <w:keepNext/>
-        <w:keepLines/>
-        <w:spacing w:after="60"/>
-        <w:ind w:left="864"/>
-      </w:pPr>
-      <w:r>
-        <w:t>1.  Show the start of the maze, then run your code.</w:t>
-      </w:r>
-    </w:p>
-    <w:p>
-      <w:pPr>
-        <w:keepNext/>
-        <w:keepLines/>
-        <w:spacing w:after="60"/>
-        <w:ind w:left="864"/>
-      </w:pPr>
-      <w:r>
-        <w:t xml:space="preserve">2.  Read your </w:t>
-      </w:r>
-      <w:r>
-        <w:rPr>
-          <w:rFonts w:ascii="Consolas" w:hAnsi="Consolas" w:cs="Consolas"/>
-          <w:sz w:val="21"/>
-          <w:shd w:val="clear" w:fill="EEEEEE"/>
-        </w:rPr>
-        <w:t>if … OR …</w:t>
-      </w:r>
-      <w:r>
-        <w:t xml:space="preserve"> line out loud.</w:t>
-      </w:r>
-    </w:p>
-    <w:p>
-      <w:pPr>
-        <w:keepNext/>
-        <w:keepLines/>
-        <w:spacing w:after="60"/>
-        <w:ind w:left="864"/>
-      </w:pPr>
-      <w:r>
-        <w:t xml:space="preserve">3.  Say in your own words how </w:t>
-      </w:r>
-      <w:r>
-        <w:rPr>
-          <w:b/>
-        </w:rPr>
-        <w:t>AND</w:t>
-      </w:r>
-      <w:r>
-        <w:t xml:space="preserve"> is different from </w:t>
-      </w:r>
-      <w:r>
-        <w:rPr>
-          <w:b/>
-        </w:rPr>
-        <w:t>OR</w:t>
-      </w:r>
-      <w:r>
-        <w:t>.</w:t>
-      </w:r>
-    </w:p>
-    <w:p>
-      <w:pPr>
-        <w:keepNext/>
-        <w:keepLines/>
-      </w:pPr>
-      <w:r>
-        <w:rPr>
-          <w:b/>
-        </w:rPr>
-        <w:t>Write what you will say in your video.</w:t>
-      </w:r>
-      <w:r>
-        <w:t xml:space="preserve"> You can read from it while filming.</w:t>
+        <w:t>One hard part was …</w:t>
       </w:r>
     </w:p>
     <w:p>
